--- a/02 CS Standards/CS-002 Layup Schedule Specification & Recording.docx
+++ b/02 CS Standards/CS-002 Layup Schedule Specification & Recording.docx
@@ -983,7 +983,7 @@
                 <w:rFonts w:ascii="Courier New" w:hAnsi="Courier New"/>
                 <w:sz w:val="19"/>
               </w:rPr>
-              <w:t>04 Datasheets/ROHACELL_IG_F_2022_April_EN_243534.pdf</w:t>
+              <w:t>03 Datasheets/ROHACELL_IG_F_2022_April_EN_243534.pdf</w:t>
             </w:r>
           </w:p>
         </w:tc>

--- a/02 CS Standards/CS-002 Layup Schedule Specification & Recording.docx
+++ b/02 CS Standards/CS-002 Layup Schedule Specification & Recording.docx
@@ -119,7 +119,7 @@
               <w:rPr>
                 <w:sz w:val="19"/>
               </w:rPr>
-              <w:t>E</w:t>
+              <w:t>F</w:t>
             </w:r>
           </w:p>
         </w:tc>
@@ -177,7 +177,7 @@
               <w:rPr>
                 <w:sz w:val="19"/>
               </w:rPr>
-              <w:t>2026-08-29</w:t>
+              <w:t>2026-10-10</w:t>
             </w:r>
           </w:p>
         </w:tc>
@@ -355,7 +355,14 @@
           <w:tcPr>
             <w:tcW w:type="dxa" w:w="3216"/>
           </w:tcPr>
-          <w:p/>
+          <w:p>
+            <w:r>
+              <w:rPr>
+                <w:sz w:val="19"/>
+              </w:rPr>
+              <w:t>2026-10-10</w:t>
+            </w:r>
+          </w:p>
         </w:tc>
       </w:tr>
       <w:tr>
@@ -757,6 +764,60 @@
           </w:p>
         </w:tc>
       </w:tr>
+      <w:tr>
+        <w:tc>
+          <w:tcPr>
+            <w:tcW w:type="dxa" w:w="2412"/>
+          </w:tcPr>
+          <w:p>
+            <w:r>
+              <w:rPr>
+                <w:sz w:val="19"/>
+              </w:rPr>
+              <w:t>F</w:t>
+            </w:r>
+          </w:p>
+        </w:tc>
+        <w:tc>
+          <w:tcPr>
+            <w:tcW w:type="dxa" w:w="2412"/>
+          </w:tcPr>
+          <w:p>
+            <w:r>
+              <w:rPr>
+                <w:sz w:val="19"/>
+              </w:rPr>
+              <w:t>2026-10-10</w:t>
+            </w:r>
+          </w:p>
+        </w:tc>
+        <w:tc>
+          <w:tcPr>
+            <w:tcW w:type="dxa" w:w="2412"/>
+          </w:tcPr>
+          <w:p>
+            <w:r>
+              <w:rPr>
+                <w:sz w:val="19"/>
+              </w:rPr>
+              <w:t>Claude (doc overhaul, requested by Simon Starbuck)</w:t>
+            </w:r>
+          </w:p>
+        </w:tc>
+        <w:tc>
+          <w:tcPr>
+            <w:tcW w:type="dxa" w:w="2412"/>
+          </w:tcPr>
+          <w:p>
+            <w:r>
+              <w:rPr>
+                <w:sz w:val="19"/>
+              </w:rPr>
+              <w:t>Caught up with the app's part-and-run model: the plan lives on the part and each run's copy is its as-built record (§5, §9). The freeze is one Stack frozen buy-off whose note names who agreed, and §8 adds a lead check for molds advanced outside a run. Frozen-stack changes, the per-ply check and Materials used are written as the app does them. ME/RE and unmeasured cloth defined; P5 and P6 split; Coupons numbered §7.5 with the study's real fields; the meeting is the weekly meeting. Round 6 fact-check: a run started from a previous run, and a lead's Sign without it on Stack frozen, written in. Register R-002-01..13, R-000-11.</w:t>
+            </w:r>
+          </w:p>
+        </w:tc>
+      </w:tr>
     </w:tbl>
     <w:p/>
     <w:p>
@@ -900,7 +961,14 @@
               <w:rPr>
                 <w:sz w:val="19"/>
               </w:rPr>
-              <w:t>FEB-COMP-PP-001</w:t>
+              <w:t xml:space="preserve">FEB-COMP-PP-001, </w:t>
+            </w:r>
+            <w:r>
+              <w:rPr>
+                <w:rFonts w:ascii="Courier New" w:hAnsi="Courier New"/>
+                <w:sz w:val="19"/>
+              </w:rPr>
+              <w:t>01 Pain Points and Improvements/src/pain-points.md</w:t>
             </w:r>
           </w:p>
         </w:tc>
@@ -1030,6 +1098,48 @@
           </w:p>
         </w:tc>
       </w:tr>
+      <w:tr>
+        <w:tc>
+          <w:tcPr>
+            <w:tcW w:type="dxa" w:w="3216"/>
+          </w:tcPr>
+          <w:p>
+            <w:r>
+              <w:rPr>
+                <w:sz w:val="19"/>
+              </w:rPr>
+              <w:t>R5</w:t>
+            </w:r>
+          </w:p>
+        </w:tc>
+        <w:tc>
+          <w:tcPr>
+            <w:tcW w:type="dxa" w:w="3216"/>
+          </w:tcPr>
+          <w:p>
+            <w:r>
+              <w:rPr>
+                <w:sz w:val="19"/>
+              </w:rPr>
+              <w:t>The composites app manual: Parts, Work Orders, the R&amp;D bench</w:t>
+            </w:r>
+          </w:p>
+        </w:tc>
+        <w:tc>
+          <w:tcPr>
+            <w:tcW w:type="dxa" w:w="3216"/>
+          </w:tcPr>
+          <w:p>
+            <w:r>
+              <w:rPr>
+                <w:rFonts w:ascii="Courier New" w:hAnsi="Courier New"/>
+                <w:sz w:val="19"/>
+              </w:rPr>
+              <w:t>06 Composites App/app/README.md</w:t>
+            </w:r>
+          </w:p>
+        </w:tc>
+      </w:tr>
     </w:tbl>
     <w:p/>
     <w:p>
@@ -1088,7 +1198,58 @@
         <w:t>&lt;gsm&gt; &lt;weave&gt;</w:t>
       </w:r>
       <w:r>
-        <w:t xml:space="preserve"> from the team's stock: 88 spread-tow, 195 twill, 220 twill, 670 twill (Sigmatex); always gsm, never "the thick one".</w:t>
+        <w:t xml:space="preserve"> from the team's stock: 88 spread-tow, 195 twill, 220 twill, 670 twill (Sigmatex); always gsm, never "the thick one". A cloth whose gsm has not been measured yet is written by type and source until it is, for example </w:t>
+      </w:r>
+      <w:r>
+        <w:rPr>
+          <w:rFonts w:ascii="Courier New" w:hAnsi="Courier New"/>
+        </w:rPr>
+        <w:t>UD carbon, ACP, gsm TBD</w:t>
+      </w:r>
+      <w:r>
+        <w:t>. Measuring it is a task to assign, not a footnote.</w:t>
+      </w:r>
+    </w:p>
+    <w:p>
+      <w:pPr>
+        <w:pStyle w:val="ListBullet"/>
+      </w:pPr>
+      <w:r>
+        <w:rPr>
+          <w:b/>
+        </w:rPr>
+        <w:t>Inserts</w:t>
+      </w:r>
+      <w:r>
+        <w:t>: a G10 (or other) insert is a ply in the table like a core, with its material and thickness written in the row. A thickness mismatch between an insert and the core around it is a deviation to record (§7.4).</w:t>
+      </w:r>
+    </w:p>
+    <w:p>
+      <w:pPr>
+        <w:pStyle w:val="ListBullet"/>
+      </w:pPr>
+      <w:r>
+        <w:rPr>
+          <w:b/>
+        </w:rPr>
+        <w:t>ME / RE</w:t>
+      </w:r>
+      <w:r>
+        <w:t>: the part's Mold Engineer (ME) and Manufacturing Engineer (RE), the two engineer fields on the part and on each of its runs. Both are picked from the app's roster, not typed (CS-013 §4).</w:t>
+      </w:r>
+    </w:p>
+    <w:p>
+      <w:pPr>
+        <w:pStyle w:val="ListBullet"/>
+      </w:pPr>
+      <w:r>
+        <w:rPr>
+          <w:b/>
+        </w:rPr>
+        <w:t>Plan and as-built</w:t>
+      </w:r>
+      <w:r>
+        <w:t>: the plan is the stack on the part (Parts tab, Layup stack). The as-built is the copy each run takes when it is started (from the plan, or from a previous run if chosen), kept in the run's Stack &amp; BOM section. Editing the run's copy never changes the plan.</w:t>
       </w:r>
     </w:p>
     <w:p>
@@ -1102,7 +1263,7 @@
         <w:t>Stack freeze</w:t>
       </w:r>
       <w:r>
-        <w:t>: the signed decision that the stack will not change without a WO revision.</w:t>
+        <w:t>: the buy-off of the Stack frozen step on a run (§7.2). From then on, edits to the part's plan no longer reach that run, and the run's stack changes only as §7.2 steps 3 to 6 say.</w:t>
       </w:r>
     </w:p>
     <w:p>
@@ -1115,7 +1276,7 @@
     </w:p>
     <w:p>
       <w:r>
-        <w:t>None; this is a specification standard. The stack table lives in the part's work order (R2).</w:t>
+        <w:t>None; this is a specification standard. The planned stack lives on the part (Parts tab, Layup stack section, R5). Each run (work order) gets a copy when it is started with + New run, and that copy becomes the run's as-built record in its Stack &amp; BOM section (CS-013 §7.1, §7.2). On a part that already has runs, + New run asks for a Starting point: Start fresh copies the plan; Use a previous run can copy that run's Layup stack as laid and BOM instead, and the new run then starts as as-built.</w:t>
       </w:r>
     </w:p>
     <w:p>
@@ -1152,7 +1313,7 @@
         <w:pStyle w:val="ListNumber"/>
       </w:pPr>
       <w:r>
-        <w:t>The part's Manufacturing Engineer drafts the stack as a ply table (format in 7.3), from mold surface outward.</w:t>
+        <w:t>The part's Manufacturing Engineer (RE) drafts the stack on the part: Parts tab, Layup stack, + ply, one row per ply from the mold surface outward, in the format of §7.3.</w:t>
       </w:r>
     </w:p>
     <w:p>
@@ -1198,7 +1359,7 @@
         <w:t>The stack freezes before mold machining starts.</w:t>
       </w:r>
       <w:r>
-        <w:t xml:space="preserve"> Mold geometry (offsets, flange height) can depend on stack thickness, and machine slots are too scarce to cut twice (PP-03, PP-06). For mold-less flat panels, freeze before cloth is cut.</w:t>
+        <w:t xml:space="preserve"> Mold geometry (offsets, flange height) can depend on stack thickness, and machine slots are too scarce to cut twice (PP-03, PP-06). For mold-less flat panels, freeze before cloth is cut. Inside a run the app holds this order: Stack frozen is a blocker ahead of the mold steps. A mold advanced on the Molds tab or from the cut list is not checked against it, so the lead checks those at the weekly meeting (§8).</w:t>
       </w:r>
     </w:p>
     <w:p>
@@ -1206,7 +1367,7 @@
         <w:pStyle w:val="ListNumber"/>
       </w:pPr>
       <w:r>
-        <w:t>Freeze = ME/RE and the Composites Lead (plus the requesting subteam's lead for cross-team parts, the dashboard lesson, PP-04) initial the WO's stack table.</w:t>
+        <w:t>The freeze is the buy-off of the Stack frozen step on the run. Before signing, the signer shall have agreed the stack with the RE and the Composites Lead (plus the requesting subteam's lead for cross-team parts, the dashboard lesson, PP-04), and shall name them in the step's note. The app refuses a member's signature while the run has no plies; a lead can sign without it (Sign without it), with the reason logged in the work order's event log. The note naming who agreed is this standard's requirement, not the app's.</w:t>
       </w:r>
     </w:p>
     <w:p>
@@ -1214,7 +1375,31 @@
         <w:pStyle w:val="ListNumber"/>
       </w:pPr>
       <w:r>
-        <w:t>Every stack-freeze date appears as a deadline in the season timeline, reviewed at the Monday meeting (PP-07). A frozen-stack change requires a WO revision: quick to do, but visible and counted.</w:t>
+        <w:t>Every stack-freeze date appears as a deadline in the Schedule tab, reviewed at the weekly meeting (PP-07). A frozen stack changes only by a run revision (steps 4 to 6): quick to do, but visible and counted.</w:t>
+      </w:r>
+    </w:p>
+    <w:p>
+      <w:pPr>
+        <w:pStyle w:val="ListNumber"/>
+      </w:pPr>
+      <w:r>
+        <w:t>Edit the run's stack in Stack &amp; BOM. The run then shows how many plies differ from the part's plan.</w:t>
+      </w:r>
+    </w:p>
+    <w:p>
+      <w:pPr>
+        <w:pStyle w:val="ListNumber"/>
+      </w:pPr>
+      <w:r>
+        <w:t>Raise the run's Revision by one letter in its Details, and write why in the run's Notes.</w:t>
+      </w:r>
+    </w:p>
+    <w:p>
+      <w:pPr>
+        <w:pStyle w:val="ListNumber"/>
+      </w:pPr>
+      <w:r>
+        <w:t>If future runs should follow the change, press Compare on the run's stack, then Adopt as the part's plan.</w:t>
       </w:r>
     </w:p>
     <w:p>
@@ -1592,7 +1777,7 @@
               <w:rPr>
                 <w:sz w:val="19"/>
               </w:rPr>
-              <w:t>P5–P6</w:t>
+              <w:t>P5</w:t>
             </w:r>
           </w:p>
         </w:tc>
@@ -1618,7 +1803,67 @@
               <w:rPr>
                 <w:sz w:val="19"/>
               </w:rPr>
-              <w:t>0/90, ±45</w:t>
+              <w:t>0/90</w:t>
+            </w:r>
+          </w:p>
+        </w:tc>
+        <w:tc>
+          <w:tcPr>
+            <w:tcW w:type="dxa" w:w="1930"/>
+          </w:tcPr>
+          <w:p>
+            <w:r>
+              <w:rPr>
+                <w:sz w:val="19"/>
+              </w:rPr>
+              <w:t>full</w:t>
+            </w:r>
+          </w:p>
+        </w:tc>
+        <w:tc>
+          <w:tcPr>
+            <w:tcW w:type="dxa" w:w="1930"/>
+          </w:tcPr>
+          <w:p/>
+        </w:tc>
+      </w:tr>
+      <w:tr>
+        <w:tc>
+          <w:tcPr>
+            <w:tcW w:type="dxa" w:w="1930"/>
+          </w:tcPr>
+          <w:p>
+            <w:r>
+              <w:rPr>
+                <w:sz w:val="19"/>
+              </w:rPr>
+              <w:t>P6</w:t>
+            </w:r>
+          </w:p>
+        </w:tc>
+        <w:tc>
+          <w:tcPr>
+            <w:tcW w:type="dxa" w:w="1930"/>
+          </w:tcPr>
+          <w:p>
+            <w:r>
+              <w:rPr>
+                <w:sz w:val="19"/>
+              </w:rPr>
+              <w:t>195 twill</w:t>
+            </w:r>
+          </w:p>
+        </w:tc>
+        <w:tc>
+          <w:tcPr>
+            <w:tcW w:type="dxa" w:w="1930"/>
+          </w:tcPr>
+          <w:p>
+            <w:r>
+              <w:rPr>
+                <w:sz w:val="19"/>
+              </w:rPr>
+              <w:t>±45</w:t>
             </w:r>
           </w:p>
         </w:tc>
@@ -1725,7 +1970,7 @@
       <w:r>
         <w:drawing>
           <wp:inline xmlns:a="http://schemas.openxmlformats.org/drawingml/2006/main" xmlns:pic="http://schemas.openxmlformats.org/drawingml/2006/picture">
-            <wp:extent cx="5669280" cy="2245259"/>
+            <wp:extent cx="5669280" cy="5272430"/>
             <wp:docPr id="1" name="Picture 1"/>
             <wp:cNvGraphicFramePr>
               <a:graphicFrameLocks noChangeAspect="1"/>
@@ -1734,7 +1979,7 @@
               <a:graphicData uri="http://schemas.openxmlformats.org/drawingml/2006/picture">
                 <pic:pic>
                   <pic:nvPicPr>
-                    <pic:cNvPr id="0" name="cs002-stack.png"/>
+                    <pic:cNvPr id="0" name="cs002-stack.v2.png"/>
                     <pic:cNvPicPr/>
                   </pic:nvPicPr>
                   <pic:blipFill>
@@ -1746,7 +1991,7 @@
                   <pic:spPr>
                     <a:xfrm>
                       <a:off x="0" y="0"/>
-                      <a:ext cx="5669280" cy="2245259"/>
+                      <a:ext cx="5669280" cy="5272430"/>
                     </a:xfrm>
                     <a:prstGeom prst="rect"/>
                   </pic:spPr>
@@ -1784,7 +2029,7 @@
         <w:pStyle w:val="ListNumber"/>
       </w:pPr>
       <w:r>
-        <w:t>During layup, the RE ticks each ply as laid and notes any deviation in the WO (substituted cloth, extra ply, mesh moved). No deviation is too small to note: "we were out of 195 so used 220" is exactly the data that explains a mass or thickness surprise later.</w:t>
+        <w:t>During layup, the RE checks each ply against the run's stack in Stack &amp; BOM. Any change (substituted cloth, extra ply, mesh moved) is edited into the run's stack row by row, with the reason in that ply's Notes cell. The RE may also tick each ply in pen on the printed traveler. No deviation is too small to note: "we were out of 195 so used 220" is exactly the data that explains a mass or thickness surprise later.</w:t>
       </w:r>
     </w:p>
     <w:p>
@@ -1800,15 +2045,92 @@
         <w:pStyle w:val="ListNumber"/>
       </w:pPr>
       <w:r>
-        <w:t>After cure, record actual mass and thickness next to targets in the WO qualityChecks.</w:t>
+        <w:t>After cure, record actual mass and thickness next to targets in the run's Quality section.</w:t>
       </w:r>
     </w:p>
+    <w:p>
+      <w:pPr>
+        <w:pStyle w:val="ListNumber"/>
+      </w:pPr>
+      <w:r>
+        <w:t>At the buy-off that starts the cure (Infuse, Wet layup and bag or Wet layup over core), confirm or correct Materials used for each BOM line. The app prefills each line from the plan; a blank means not measured, and stays that way in the record.</w:t>
+      </w:r>
+    </w:p>
+    <w:p>
+      <w:pPr>
+        <w:pStyle w:val="ListNumber"/>
+      </w:pPr>
+      <w:r>
+        <w:t>If this run proved a BOM line of the plan wrong, press ↩ plan on that line, so the next run starts from what this one learned. The button shows once a line's used quantity differs from the plan.</w:t>
+      </w:r>
+    </w:p>
+    <w:p>
+      <w:pPr>
+        <w:pStyle w:val="ListNumber"/>
+      </w:pPr>
+      <w:r>
+        <w:t>If this run proved the plan's stack wrong, press Compare on the run's stack, then Adopt as the part's plan.</w:t>
+      </w:r>
+    </w:p>
+    <w:p>
+      <w:pPr>
+        <w:jc w:val="center"/>
+      </w:pPr>
+      <w:r>
+        <w:drawing>
+          <wp:inline xmlns:a="http://schemas.openxmlformats.org/drawingml/2006/main" xmlns:pic="http://schemas.openxmlformats.org/drawingml/2006/picture">
+            <wp:extent cx="5669280" cy="5385816"/>
+            <wp:docPr id="2" name="Picture 2"/>
+            <wp:cNvGraphicFramePr>
+              <a:graphicFrameLocks noChangeAspect="1"/>
+            </wp:cNvGraphicFramePr>
+            <a:graphic>
+              <a:graphicData uri="http://schemas.openxmlformats.org/drawingml/2006/picture">
+                <pic:pic>
+                  <pic:nvPicPr>
+                    <pic:cNvPr id="0" name="cs002-plan-asbuilt.v2.png"/>
+                    <pic:cNvPicPr/>
+                  </pic:nvPicPr>
+                  <pic:blipFill>
+                    <a:blip r:embed="rId10"/>
+                    <a:stretch>
+                      <a:fillRect/>
+                    </a:stretch>
+                  </pic:blipFill>
+                  <pic:spPr>
+                    <a:xfrm>
+                      <a:off x="0" y="0"/>
+                      <a:ext cx="5669280" cy="5385816"/>
+                    </a:xfrm>
+                    <a:prstGeom prst="rect"/>
+                  </pic:spPr>
+                </pic:pic>
+              </a:graphicData>
+            </a:graphic>
+          </wp:inline>
+        </w:drawing>
+      </w:r>
+    </w:p>
+    <w:p>
+      <w:pPr>
+        <w:jc w:val="center"/>
+      </w:pPr>
+      <w:r>
+        <w:rPr>
+          <w:i/>
+          <w:color w:val="505050"/>
+          <w:sz w:val="18"/>
+        </w:rPr>
+        <w:t>Figure 2. Plan and as-built: the part's Layup stack and Materials (plan) are copied into each run at + New run (or a previous run's are, if chosen); the run's edits make it as-built with a count of plies that differ; Adopt as the part's plan and ↩ plan carry a run's changes back; Stack frozen stops later plan edits reaching the run.</w:t>
+      </w:r>
+    </w:p>
+    <w:p/>
     <w:p>
       <w:pPr>
         <w:pStyle w:val="Heading3"/>
       </w:pPr>
       <w:r>
-        <w:t>Coupons</w:t>
+        <w:t>7.5 Coupons: IDs and data files</w:t>
       </w:r>
     </w:p>
     <w:p>
@@ -1831,7 +2153,7 @@
         <w:t>RDS-SNx-###</w:t>
       </w:r>
       <w:r>
-        <w:t xml:space="preserve"> (CS-013 §4.1). The study carries the stack, fabric lots, resin and hardener lots once, and every coupon inherits them unless a coupon overrides its own; that inheritance is what makes one coupon ID enough to recover the whole build. (The retired suffix spelling </w:t>
+        <w:t xml:space="preserve"> (CS-013 §4.1). The study's Materials carry the Layup stack (as text, in the §7.3 order from P1 outward, or the ID of the run whose panel the coupons were cut from), the Fabric lot, Resin lot and Hardener lot, the Lot record, Laid up on and Laid up by. Every coupon inherits them. A coupon that was different says so in its own row, and clearing that cell hands it back to the study. That inheritance is what makes one coupon ID enough to recover the whole build. (The retired suffix spelling </w:t>
       </w:r>
       <w:r>
         <w:rPr>
@@ -2007,7 +2329,7 @@
               <w:rPr>
                 <w:sz w:val="19"/>
               </w:rPr>
-              <w:t>Initials + date present</w:t>
+              <w:t>Stack frozen signed, its note naming who agreed</w:t>
             </w:r>
           </w:p>
         </w:tc>
@@ -2020,7 +2342,7 @@
               <w:rPr>
                 <w:sz w:val="19"/>
               </w:rPr>
-              <w:t>WO blocker step</w:t>
+              <w:t>Run blocker step in the app; for any mold advanced on the Molds tab or the cut list, lead check at the weekly meeting that its run shows Stack frozen signed (neither checks it)</w:t>
             </w:r>
           </w:p>
         </w:tc>
@@ -2033,7 +2355,7 @@
               <w:rPr>
                 <w:sz w:val="19"/>
               </w:rPr>
-              <w:t>WO</w:t>
+              <w:t>Run (Stack frozen step)</w:t>
             </w:r>
           </w:p>
         </w:tc>
@@ -2087,7 +2409,7 @@
               <w:rPr>
                 <w:sz w:val="19"/>
               </w:rPr>
-              <w:t>WO</w:t>
+              <w:t>Run's Stack &amp; BOM</w:t>
             </w:r>
           </w:p>
         </w:tc>
@@ -2115,7 +2437,7 @@
               <w:rPr>
                 <w:sz w:val="19"/>
               </w:rPr>
-              <w:t>Within stated tolerance (default ±10%)</w:t>
+              <w:t>Within stated tolerance (default ±10%, team value)</w:t>
             </w:r>
           </w:p>
         </w:tc>
@@ -2141,7 +2463,7 @@
               <w:rPr>
                 <w:sz w:val="19"/>
               </w:rPr>
-              <w:t>WO qualityChecks</w:t>
+              <w:t>The run's Quality section</w:t>
             </w:r>
           </w:p>
         </w:tc>
@@ -2195,7 +2517,7 @@
               <w:rPr>
                 <w:sz w:val="19"/>
               </w:rPr>
-              <w:t>WO qualityChecks</w:t>
+              <w:t>The run's Quality section</w:t>
             </w:r>
           </w:p>
         </w:tc>
@@ -2212,7 +2534,7 @@
     </w:p>
     <w:p>
       <w:r>
-        <w:t xml:space="preserve">The WO ply table (spec + as-built + deviations + photos) is the permanent record. The Master-Tracker-style shorthand may still be used in dashboards/summaries, but it is a </w:t>
+        <w:t xml:space="preserve">The part's plan (Layup stack and Materials (plan)), each run's as-built stack and materials used with its deviations, and the step photos together are the permanent record. The Master-Tracker-style shorthand may still be used in dashboards/summaries, but it is a </w:t>
       </w:r>
       <w:r>
         <w:rPr>
@@ -2221,7 +2543,7 @@
         <w:t>view</w:t>
       </w:r>
       <w:r>
-        <w:t xml:space="preserve"> of the WO, never the source of truth.</w:t>
+        <w:t xml:space="preserve"> of those records, never the source of truth.</w:t>
       </w:r>
     </w:p>
     <w:sectPr>
